--- a/Sprints/Sprint Review/Sprint Review Uke 6.docx
+++ b/Sprints/Sprint Review/Sprint Review Uke 6.docx
@@ -139,7 +139,7 @@
         <w:t xml:space="preserve"> (</w:t>
       </w:r>
       <w:r>
-        <w:t>Iterasjon 4</w:t>
+        <w:t>Uke 6</w:t>
       </w:r>
       <w:r>
         <w:t>)</w:t>
@@ -724,7 +724,7 @@
   <w:abstractNum w:abstractNumId="2" w15:restartNumberingAfterBreak="0">
     <w:nsid w:val="FFFFFF89"/>
     <w:multiLevelType w:val="singleLevel"/>
-    <w:tmpl w:val="54886EAE"/>
+    <w:tmpl w:val="4BD6E7E0"/>
     <w:lvl w:ilvl="0">
       <w:start w:val="1"/>
       <w:numFmt w:val="bullet"/>
